--- a/CONG TY TAM THAI/TamThai_ThanhLapDiaDiem/TamThai_UyQuyen.docx
+++ b/CONG TY TAM THAI/TamThai_ThanhLapDiaDiem/TamThai_UyQuyen.docx
@@ -222,18 +222,7 @@
           <w:sz w:val="26"/>
           <w:szCs w:val="26"/>
         </w:rPr>
-        <w:t xml:space="preserve">PHÒNG ĐĂNG KÝ KINH DOANH </w:t>
-      </w:r>
-      <w:r>
-        <w:rPr>
-          <w:rFonts w:ascii="Times New Roman" w:hAnsi="Times New Roman" w:cs="Times New Roman"/>
-          <w:b/>
-          <w:bCs/>
-          <w:color w:val="000000" w:themeColor="text1"/>
-          <w:sz w:val="26"/>
-          <w:szCs w:val="26"/>
-        </w:rPr>
-        <w:t>TỈNH NINH BÌNH</w:t>
+        <w:t>Phòng Doanh nghiệp Sở tài chính tỉnh Ninh Bình</w:t>
       </w:r>
     </w:p>
     <w:p>
@@ -588,18 +577,7 @@
           <w:szCs w:val="26"/>
           <w:lang w:eastAsia="zh-CN"/>
         </w:rPr>
-        <w:t>02743630688</w:t>
-      </w:r>
-      <w:r>
-        <w:rPr>
-          <w:rFonts w:ascii="Times New Roman" w:eastAsia="Times New Roman" w:hAnsi="Times New Roman" w:cs="Times New Roman"/>
-          <w:iCs/>
-          <w:color w:val="000000" w:themeColor="text1"/>
-          <w:sz w:val="26"/>
-          <w:szCs w:val="26"/>
-          <w:lang w:eastAsia="zh-CN"/>
-        </w:rPr>
-        <w:t xml:space="preserve"> </w:t>
+        <w:t xml:space="preserve">02743630688 </w:t>
       </w:r>
       <w:r>
         <w:rPr>
@@ -977,18 +955,8 @@
           <w:sz w:val="26"/>
           <w:szCs w:val="26"/>
         </w:rPr>
-        <w:t xml:space="preserve">Nội dung ủy quyền: </w:t>
-      </w:r>
-    </w:p>
-    <w:p>
-      <w:pPr>
-        <w:rPr>
-          <w:rFonts w:ascii="Times New Roman" w:hAnsi="Times New Roman" w:cs="Times New Roman"/>
-          <w:color w:val="000000" w:themeColor="text1"/>
-          <w:sz w:val="26"/>
-          <w:szCs w:val="26"/>
-        </w:rPr>
-      </w:pPr>
+        <w:t xml:space="preserve">Người được Ủy quyền được quyền thay mặt và đại diện tôi thực hiện các thủ tục liên quan đến </w:t>
+      </w:r>
       <w:r>
         <w:rPr>
           <w:rFonts w:ascii="Times New Roman" w:hAnsi="Times New Roman" w:cs="Times New Roman"/>
@@ -998,124 +966,131 @@
           <w:sz w:val="26"/>
           <w:szCs w:val="26"/>
         </w:rPr>
-        <w:t>Người được Ủy quyền</w:t>
-      </w:r>
-      <w:r>
-        <w:rPr>
-          <w:rFonts w:ascii="Times New Roman" w:hAnsi="Times New Roman" w:cs="Times New Roman"/>
-          <w:color w:val="000000" w:themeColor="text1"/>
-          <w:sz w:val="26"/>
-          <w:szCs w:val="26"/>
-        </w:rPr>
-        <w:t xml:space="preserve"> được quyền thay mặt và đại diện tôi, thực hiện các thủ tục đăng ký doanh nghiệp theo quy định của pháp luật, bao gồm nhưng không giới hạn việc thực hiện các công việc sau đây: </w:t>
-      </w:r>
-    </w:p>
-    <w:p>
-      <w:pPr>
-        <w:numPr>
-          <w:ilvl w:val="0"/>
-          <w:numId w:val="1"/>
-        </w:numPr>
-        <w:rPr>
-          <w:rFonts w:ascii="Times New Roman" w:hAnsi="Times New Roman" w:cs="Times New Roman"/>
-          <w:color w:val="000000" w:themeColor="text1"/>
-          <w:sz w:val="26"/>
-          <w:szCs w:val="26"/>
-        </w:rPr>
-      </w:pPr>
-      <w:r>
-        <w:rPr>
-          <w:rFonts w:ascii="Times New Roman" w:hAnsi="Times New Roman" w:cs="Times New Roman"/>
-          <w:color w:val="000000" w:themeColor="text1"/>
-          <w:sz w:val="26"/>
-          <w:szCs w:val="26"/>
-        </w:rPr>
-        <w:t xml:space="preserve"> Nộp hồ sơ tại các cơ quan có thẩm quyền của Việt Nam; </w:t>
-      </w:r>
-    </w:p>
-    <w:p>
-      <w:pPr>
-        <w:numPr>
-          <w:ilvl w:val="0"/>
-          <w:numId w:val="1"/>
-        </w:numPr>
-        <w:rPr>
-          <w:rFonts w:ascii="Times New Roman" w:hAnsi="Times New Roman" w:cs="Times New Roman"/>
-          <w:color w:val="000000" w:themeColor="text1"/>
-          <w:sz w:val="26"/>
-          <w:szCs w:val="26"/>
-        </w:rPr>
-      </w:pPr>
-      <w:r>
-        <w:rPr>
-          <w:rFonts w:ascii="Times New Roman" w:hAnsi="Times New Roman" w:cs="Times New Roman"/>
-          <w:color w:val="000000" w:themeColor="text1"/>
-          <w:sz w:val="26"/>
-          <w:szCs w:val="26"/>
-        </w:rPr>
-        <w:t xml:space="preserve"> Liên hệ làm việc với các cơ quan hữu quan để nhận được các chấp thuận cần thiết để thực hiện thủ tục đăng ký doanh nghiệp; và </w:t>
-      </w:r>
-    </w:p>
-    <w:p>
-      <w:pPr>
-        <w:numPr>
-          <w:ilvl w:val="0"/>
-          <w:numId w:val="1"/>
-        </w:numPr>
-        <w:rPr>
-          <w:rFonts w:ascii="Times New Roman" w:hAnsi="Times New Roman" w:cs="Times New Roman"/>
-          <w:color w:val="000000" w:themeColor="text1"/>
-          <w:sz w:val="26"/>
-          <w:szCs w:val="26"/>
-        </w:rPr>
-      </w:pPr>
-      <w:r>
-        <w:rPr>
-          <w:rFonts w:ascii="Times New Roman" w:hAnsi="Times New Roman" w:cs="Times New Roman"/>
-          <w:color w:val="000000" w:themeColor="text1"/>
-          <w:sz w:val="26"/>
-          <w:szCs w:val="26"/>
-        </w:rPr>
-        <w:t xml:space="preserve"> Nhận Giấy chứng nhận đăng ký doanh nghiệp, thông báo, quyết định. Trong phạm vi uỷ quyền tại đây, Người được Ủy quyền được toàn quyền, chuẩn bị và ký các tài liệu cần thiết, nộp và rút các tài liệu, hồ sơ cần thiết đệ trình lên cơ quan chức năng có thẩm quyền liên quan tại Việt Nam cũng như nhận kết quả, giấy tờ liên quan đến công việc được ủy quyền; thanh toán phí, lệ phí liên quan đến các công việc được ủy quyền; thực hiện thủ tục hoặc có các hành động khác có liên quan đến công việc được ủy quyền theo quy định pháp luật hiện hành của Việt Nam.</w:t>
-      </w:r>
-    </w:p>
-    <w:p>
-      <w:pPr>
-        <w:rPr>
-          <w:rFonts w:ascii="Times New Roman" w:hAnsi="Times New Roman" w:cs="Times New Roman"/>
-          <w:color w:val="000000" w:themeColor="text1"/>
-          <w:sz w:val="26"/>
-          <w:szCs w:val="26"/>
-        </w:rPr>
-      </w:pPr>
-    </w:p>
-    <w:p>
-      <w:pPr>
-        <w:rPr>
-          <w:rFonts w:ascii="Times New Roman" w:hAnsi="Times New Roman" w:cs="Times New Roman"/>
-          <w:color w:val="000000" w:themeColor="text1"/>
-          <w:sz w:val="26"/>
-          <w:szCs w:val="26"/>
-        </w:rPr>
-      </w:pPr>
-    </w:p>
-    <w:p>
-      <w:pPr>
-        <w:rPr>
-          <w:rFonts w:ascii="Times New Roman" w:hAnsi="Times New Roman" w:cs="Times New Roman"/>
-          <w:color w:val="000000" w:themeColor="text1"/>
-          <w:sz w:val="26"/>
-          <w:szCs w:val="26"/>
-        </w:rPr>
-      </w:pPr>
-      <w:r>
-        <w:rPr>
-          <w:rFonts w:ascii="Times New Roman" w:hAnsi="Times New Roman" w:cs="Times New Roman"/>
-          <w:color w:val="000000" w:themeColor="text1"/>
-          <w:sz w:val="26"/>
-          <w:szCs w:val="26"/>
-        </w:rPr>
-        <w:t xml:space="preserve">Tôi theo đây xác nhận và chấp thuận mọi hành động được thực hiện bởi </w:t>
+        <w:t>thông báo thành lập địa điểm kinh doanh</w:t>
+      </w:r>
+      <w:r>
+        <w:rPr>
+          <w:rFonts w:ascii="Times New Roman" w:hAnsi="Times New Roman" w:cs="Times New Roman"/>
+          <w:color w:val="000000" w:themeColor="text1"/>
+          <w:sz w:val="26"/>
+          <w:szCs w:val="26"/>
+        </w:rPr>
+        <w:t xml:space="preserve"> theo quy định của pháp luật Việt Nam, bao gồm nhưng không giới hạn các công việc sau đây:</w:t>
+      </w:r>
+    </w:p>
+    <w:p>
+      <w:pPr>
+        <w:rPr>
+          <w:rFonts w:ascii="Times New Roman" w:hAnsi="Times New Roman" w:cs="Times New Roman"/>
+          <w:color w:val="000000" w:themeColor="text1"/>
+          <w:sz w:val="26"/>
+          <w:szCs w:val="26"/>
+        </w:rPr>
+      </w:pPr>
+      <w:r>
+        <w:rPr>
+          <w:rFonts w:ascii="Times New Roman" w:hAnsi="Times New Roman" w:cs="Times New Roman"/>
+          <w:color w:val="000000" w:themeColor="text1"/>
+          <w:sz w:val="26"/>
+          <w:szCs w:val="26"/>
+        </w:rPr>
+        <w:t>(i) Chuẩn bị, ký, nộp, sửa đổi, bổ sung, rút hồ sơ thông báo thành lập địa điểm kinh doanh tại cơ quan đăng ký kinh doanh có thẩm quyền;</w:t>
+      </w:r>
+    </w:p>
+    <w:p>
+      <w:pPr>
+        <w:rPr>
+          <w:rFonts w:ascii="Times New Roman" w:hAnsi="Times New Roman" w:cs="Times New Roman"/>
+          <w:color w:val="000000" w:themeColor="text1"/>
+          <w:sz w:val="26"/>
+          <w:szCs w:val="26"/>
+        </w:rPr>
+      </w:pPr>
+      <w:r>
+        <w:rPr>
+          <w:rFonts w:ascii="Times New Roman" w:hAnsi="Times New Roman" w:cs="Times New Roman"/>
+          <w:color w:val="000000" w:themeColor="text1"/>
+          <w:sz w:val="26"/>
+          <w:szCs w:val="26"/>
+        </w:rPr>
+        <w:t>(ii) Liên hệ, làm việc, giải trình, cung cấp thông tin, tài liệu theo yêu cầu của cơ quan đăng ký kinh doanh và các cơ quan nhà nước có thẩm quyền có liên quan nhằm hoàn tất thủ tục thông báo thành lập địa điểm kinh doanh;</w:t>
+      </w:r>
+    </w:p>
+    <w:p>
+      <w:pPr>
+        <w:rPr>
+          <w:rFonts w:ascii="Times New Roman" w:hAnsi="Times New Roman" w:cs="Times New Roman"/>
+          <w:color w:val="000000" w:themeColor="text1"/>
+          <w:sz w:val="26"/>
+          <w:szCs w:val="26"/>
+        </w:rPr>
+      </w:pPr>
+      <w:r>
+        <w:rPr>
+          <w:rFonts w:ascii="Times New Roman" w:hAnsi="Times New Roman" w:cs="Times New Roman"/>
+          <w:color w:val="000000" w:themeColor="text1"/>
+          <w:sz w:val="26"/>
+          <w:szCs w:val="26"/>
+        </w:rPr>
+        <w:t>(iii) Nhận Giấy xác nhận về việc đăng ký hoạt động địa điểm kinh doanh, thông báo, quyết định hoặc các văn bản khác do cơ quan có thẩm quyền ban hành;</w:t>
+      </w:r>
+    </w:p>
+    <w:p>
+      <w:pPr>
+        <w:rPr>
+          <w:rFonts w:ascii="Times New Roman" w:hAnsi="Times New Roman" w:cs="Times New Roman"/>
+          <w:color w:val="000000" w:themeColor="text1"/>
+          <w:sz w:val="26"/>
+          <w:szCs w:val="26"/>
+        </w:rPr>
+      </w:pPr>
+      <w:r>
+        <w:rPr>
+          <w:rFonts w:ascii="Times New Roman" w:hAnsi="Times New Roman" w:cs="Times New Roman"/>
+          <w:color w:val="000000" w:themeColor="text1"/>
+          <w:sz w:val="26"/>
+          <w:szCs w:val="26"/>
+        </w:rPr>
+        <w:t>(iv) Chuẩn bị và ký các tài liệu cần thiết; nộp, nhận, sửa đổi, bổ sung hoặc rút hồ sơ; thanh toán các khoản phí, lệ phí theo quy định; thực hiện các công việc, thủ tục và hành động khác có liên quan đến việc thông báo thành lập địa điểm kinh doanh theo quy định của pháp luật Việt Nam.</w:t>
+      </w:r>
+    </w:p>
+    <w:p>
+      <w:pPr>
+        <w:rPr>
+          <w:rFonts w:ascii="Times New Roman" w:hAnsi="Times New Roman" w:cs="Times New Roman"/>
+          <w:color w:val="000000" w:themeColor="text1"/>
+          <w:sz w:val="26"/>
+          <w:szCs w:val="26"/>
+        </w:rPr>
+      </w:pPr>
+      <w:r>
+        <w:rPr>
+          <w:rFonts w:ascii="Times New Roman" w:hAnsi="Times New Roman" w:cs="Times New Roman"/>
+          <w:color w:val="000000" w:themeColor="text1"/>
+          <w:sz w:val="26"/>
+          <w:szCs w:val="26"/>
+        </w:rPr>
+        <w:lastRenderedPageBreak/>
+        <w:t>Tôi theo đây xác nhận và chấp thuận mọi hành động được Người được Ủy quyền thực hiện trong phạm vi ủy quyền nêu trên.</w:t>
+      </w:r>
+    </w:p>
+    <w:p>
+      <w:pPr>
+        <w:rPr>
+          <w:rFonts w:ascii="Times New Roman" w:hAnsi="Times New Roman" w:cs="Times New Roman"/>
+          <w:color w:val="000000" w:themeColor="text1"/>
+          <w:sz w:val="26"/>
+          <w:szCs w:val="26"/>
+        </w:rPr>
+      </w:pPr>
+      <w:r>
+        <w:rPr>
+          <w:rFonts w:ascii="Times New Roman" w:hAnsi="Times New Roman" w:cs="Times New Roman"/>
+          <w:color w:val="000000" w:themeColor="text1"/>
+          <w:sz w:val="26"/>
+          <w:szCs w:val="26"/>
+        </w:rPr>
+        <w:t xml:space="preserve">Giấy Ủy quyền này có hiệu lực kể từ ngày </w:t>
       </w:r>
       <w:r>
         <w:rPr>
@@ -1126,107 +1101,55 @@
           <w:sz w:val="26"/>
           <w:szCs w:val="26"/>
         </w:rPr>
-        <w:t>Người được Ủy quyền</w:t>
-      </w:r>
-      <w:r>
-        <w:rPr>
-          <w:rFonts w:ascii="Times New Roman" w:hAnsi="Times New Roman" w:cs="Times New Roman"/>
-          <w:color w:val="000000" w:themeColor="text1"/>
-          <w:sz w:val="26"/>
-          <w:szCs w:val="26"/>
-        </w:rPr>
-        <w:t xml:space="preserve"> theo phạm vi ủy quyền đề cập trên. </w:t>
-      </w:r>
-    </w:p>
-    <w:p>
-      <w:pPr>
-        <w:rPr>
-          <w:rFonts w:ascii="Times New Roman" w:hAnsi="Times New Roman" w:cs="Times New Roman"/>
-          <w:color w:val="000000" w:themeColor="text1"/>
-          <w:sz w:val="26"/>
-          <w:szCs w:val="26"/>
-        </w:rPr>
-      </w:pPr>
-      <w:r>
-        <w:rPr>
-          <w:rFonts w:ascii="Times New Roman" w:hAnsi="Times New Roman" w:cs="Times New Roman"/>
-          <w:color w:val="000000" w:themeColor="text1"/>
-          <w:sz w:val="26"/>
-          <w:szCs w:val="26"/>
-        </w:rPr>
-        <w:t>Giấy Ủy quyền này có hiệu lực kể từ</w:t>
-      </w:r>
-      <w:r>
-        <w:rPr>
-          <w:rFonts w:ascii="Times New Roman" w:hAnsi="Times New Roman" w:cs="Times New Roman"/>
-          <w:color w:val="000000" w:themeColor="text1"/>
-          <w:sz w:val="26"/>
-          <w:szCs w:val="26"/>
-        </w:rPr>
-        <w:t xml:space="preserve"> ngày </w:t>
-      </w:r>
-      <w:r>
-        <w:rPr>
-          <w:rFonts w:ascii="Times New Roman" w:hAnsi="Times New Roman" w:cs="Times New Roman"/>
-          <w:color w:val="000000" w:themeColor="text1"/>
-          <w:sz w:val="26"/>
-          <w:szCs w:val="26"/>
-        </w:rPr>
-        <w:t>14</w:t>
-      </w:r>
-      <w:r>
-        <w:rPr>
-          <w:rFonts w:ascii="Times New Roman" w:hAnsi="Times New Roman" w:cs="Times New Roman"/>
-          <w:color w:val="000000" w:themeColor="text1"/>
-          <w:sz w:val="26"/>
-          <w:szCs w:val="26"/>
-        </w:rPr>
-        <w:t>/</w:t>
-      </w:r>
-      <w:r>
-        <w:rPr>
-          <w:rFonts w:ascii="Times New Roman" w:hAnsi="Times New Roman" w:cs="Times New Roman"/>
-          <w:color w:val="000000" w:themeColor="text1"/>
-          <w:sz w:val="26"/>
-          <w:szCs w:val="26"/>
-        </w:rPr>
-        <w:t>0</w:t>
-      </w:r>
-      <w:r>
-        <w:rPr>
-          <w:rFonts w:ascii="Times New Roman" w:hAnsi="Times New Roman" w:cs="Times New Roman"/>
-          <w:color w:val="000000" w:themeColor="text1"/>
-          <w:sz w:val="26"/>
-          <w:szCs w:val="26"/>
-        </w:rPr>
-        <w:t>6</w:t>
-      </w:r>
-      <w:r>
-        <w:rPr>
-          <w:rFonts w:ascii="Times New Roman" w:hAnsi="Times New Roman" w:cs="Times New Roman"/>
-          <w:color w:val="000000" w:themeColor="text1"/>
-          <w:sz w:val="26"/>
-          <w:szCs w:val="26"/>
-        </w:rPr>
-        <w:t>/202</w:t>
-      </w:r>
-      <w:r>
-        <w:rPr>
-          <w:rFonts w:ascii="Times New Roman" w:hAnsi="Times New Roman" w:cs="Times New Roman"/>
-          <w:color w:val="000000" w:themeColor="text1"/>
-          <w:sz w:val="26"/>
-          <w:szCs w:val="26"/>
-        </w:rPr>
-        <w:t>6</w:t>
-      </w:r>
-      <w:r>
-        <w:rPr>
-          <w:rFonts w:ascii="Times New Roman" w:hAnsi="Times New Roman" w:cs="Times New Roman"/>
-          <w:color w:val="000000" w:themeColor="text1"/>
-          <w:sz w:val="26"/>
-          <w:szCs w:val="26"/>
-        </w:rPr>
-        <w:t xml:space="preserve"> cho đến khi công việc được hoàn tất./. </w:t>
+        <w:t>14/06/2026</w:t>
+      </w:r>
+      <w:r>
+        <w:rPr>
+          <w:rFonts w:ascii="Times New Roman" w:hAnsi="Times New Roman" w:cs="Times New Roman"/>
+          <w:color w:val="000000" w:themeColor="text1"/>
+          <w:sz w:val="26"/>
+          <w:szCs w:val="26"/>
+        </w:rPr>
+        <w:t xml:space="preserve"> cho đến khi hoàn thành việc </w:t>
+      </w:r>
+      <w:r>
+        <w:rPr>
+          <w:rFonts w:ascii="Times New Roman" w:hAnsi="Times New Roman" w:cs="Times New Roman"/>
+          <w:b/>
+          <w:bCs/>
+          <w:color w:val="000000" w:themeColor="text1"/>
+          <w:sz w:val="26"/>
+          <w:szCs w:val="26"/>
+        </w:rPr>
+        <w:t>thông báo thành lập địa điểm kinh doanh</w:t>
+      </w:r>
+      <w:r>
+        <w:rPr>
+          <w:rFonts w:ascii="Times New Roman" w:hAnsi="Times New Roman" w:cs="Times New Roman"/>
+          <w:color w:val="000000" w:themeColor="text1"/>
+          <w:sz w:val="26"/>
+          <w:szCs w:val="26"/>
+        </w:rPr>
+        <w:t xml:space="preserve"> hoặc cho đến khi có văn bản chấm dứt ủy quyền theo quy định của pháp luật.</w:t>
+      </w:r>
+    </w:p>
+    <w:p>
+      <w:pPr>
+        <w:rPr>
+          <w:rFonts w:ascii="Times New Roman" w:hAnsi="Times New Roman" w:cs="Times New Roman"/>
+          <w:color w:val="000000" w:themeColor="text1"/>
+          <w:sz w:val="26"/>
+          <w:szCs w:val="26"/>
+        </w:rPr>
+      </w:pPr>
+      <w:r>
+        <w:rPr>
+          <w:rFonts w:ascii="Times New Roman" w:hAnsi="Times New Roman" w:cs="Times New Roman"/>
+          <w:color w:val="000000" w:themeColor="text1"/>
+          <w:sz w:val="26"/>
+          <w:szCs w:val="26"/>
+        </w:rPr>
+        <w:t xml:space="preserve"> </w:t>
       </w:r>
     </w:p>
     <w:p>
@@ -1788,7 +1711,6 @@
   <w:style w:type="character" w:default="1" w:styleId="DefaultParagraphFont">
     <w:name w:val="Default Paragraph Font"/>
     <w:uiPriority w:val="1"/>
-    <w:semiHidden/>
     <w:unhideWhenUsed/>
   </w:style>
   <w:style w:type="table" w:default="1" w:styleId="TableNormal">

--- a/CONG TY TAM THAI/TamThai_ThanhLapDiaDiem/TamThai_UyQuyen.docx
+++ b/CONG TY TAM THAI/TamThai_ThanhLapDiaDiem/TamThai_UyQuyen.docx
@@ -1,6 +1,6 @@
 
 <file path=word/document.xml><?xml version="1.0" encoding="utf-8"?>
-<w:document xmlns:wpc="http://schemas.microsoft.com/office/word/2010/wordprocessingCanvas" xmlns:cx="http://schemas.microsoft.com/office/drawing/2014/chartex" xmlns:cx1="http://schemas.microsoft.com/office/drawing/2015/9/8/chartex" xmlns:cx2="http://schemas.microsoft.com/office/drawing/2015/10/21/chartex" xmlns:cx3="http://schemas.microsoft.com/office/drawing/2016/5/9/chartex" xmlns:cx4="http://schemas.microsoft.com/office/drawing/2016/5/10/chartex" xmlns:cx5="http://schemas.microsoft.com/office/drawing/2016/5/11/chartex" xmlns:cx6="http://schemas.microsoft.com/office/drawing/2016/5/12/chartex" xmlns:cx7="http://schemas.microsoft.com/office/drawing/2016/5/13/chartex" xmlns:cx8="http://schemas.microsoft.com/office/drawing/2016/5/14/chartex" xmlns:mc="http://schemas.openxmlformats.org/markup-compatibility/2006" xmlns:aink="http://schemas.microsoft.com/office/drawing/2016/ink" xmlns:am3d="http://schemas.microsoft.com/office/drawing/2017/model3d" xmlns:o="urn:schemas-microsoft-com:office:office" xmlns:oel="http://schemas.microsoft.com/office/2019/extlst" xmlns:r="http://schemas.openxmlformats.org/officeDocument/2006/relationships" xmlns:m="http://schemas.openxmlformats.org/officeDocument/2006/math" xmlns:v="urn:schemas-microsoft-com:vml" xmlns:wp14="http://schemas.microsoft.com/office/word/2010/wordprocessingDrawing" xmlns:wp="http://schemas.openxmlformats.org/drawingml/2006/wordprocessingDrawing" xmlns:w10="urn:schemas-microsoft-com:office:word" xmlns:w="http://schemas.openxmlformats.org/wordprocessingml/2006/main" xmlns:w14="http://schemas.microsoft.com/office/word/2010/wordml" xmlns:w15="http://schemas.microsoft.com/office/word/2012/wordml" xmlns:w16cex="http://schemas.microsoft.com/office/word/2018/wordml/cex" xmlns:w16cid="http://schemas.microsoft.com/office/word/2016/wordml/cid" xmlns:w16="http://schemas.microsoft.com/office/word/2018/wordml" xmlns:w16du="http://schemas.microsoft.com/office/word/2023/wordml/word16du" xmlns:w16sdtdh="http://schemas.microsoft.com/office/word/2020/wordml/sdtdatahash" xmlns:w16sdtfl="http://schemas.microsoft.com/office/word/2024/wordml/sdtformatlock" xmlns:w16se="http://schemas.microsoft.com/office/word/2015/wordml/symex" xmlns:wpg="http://schemas.microsoft.com/office/word/2010/wordprocessingGroup" xmlns:wpi="http://schemas.microsoft.com/office/word/2010/wordprocessingInk" xmlns:wne="http://schemas.microsoft.com/office/word/2006/wordml" xmlns:wps="http://schemas.microsoft.com/office/word/2010/wordprocessingShape" mc:Ignorable="w14 w15 w16se w16cid w16 w16cex w16sdtdh w16sdtfl w16du wp14">
+<w:document xmlns:wpc="http://schemas.microsoft.com/office/word/2010/wordprocessingCanvas" xmlns:cx="http://schemas.microsoft.com/office/drawing/2014/chartex" xmlns:cx1="http://schemas.microsoft.com/office/drawing/2015/9/8/chartex" xmlns:mc="http://schemas.openxmlformats.org/markup-compatibility/2006" xmlns:o="urn:schemas-microsoft-com:office:office" xmlns:r="http://schemas.openxmlformats.org/officeDocument/2006/relationships" xmlns:m="http://schemas.openxmlformats.org/officeDocument/2006/math" xmlns:v="urn:schemas-microsoft-com:vml" xmlns:wp14="http://schemas.microsoft.com/office/word/2010/wordprocessingDrawing" xmlns:wp="http://schemas.openxmlformats.org/drawingml/2006/wordprocessingDrawing" xmlns:w10="urn:schemas-microsoft-com:office:word" xmlns:w="http://schemas.openxmlformats.org/wordprocessingml/2006/main" xmlns:w14="http://schemas.microsoft.com/office/word/2010/wordml" xmlns:w15="http://schemas.microsoft.com/office/word/2012/wordml" xmlns:w16se="http://schemas.microsoft.com/office/word/2015/wordml/symex" xmlns:wpg="http://schemas.microsoft.com/office/word/2010/wordprocessingGroup" xmlns:wpi="http://schemas.microsoft.com/office/word/2010/wordprocessingInk" xmlns:wne="http://schemas.microsoft.com/office/word/2006/wordml" xmlns:wps="http://schemas.microsoft.com/office/word/2010/wordprocessingShape" mc:Ignorable="w14 w15 w16se wp14">
   <w:body>
     <w:p>
       <w:pPr>
@@ -102,7 +102,7 @@
           <w:sz w:val="26"/>
           <w:szCs w:val="26"/>
         </w:rPr>
-        <w:t>14</w:t>
+        <w:t>20</w:t>
       </w:r>
       <w:r>
         <w:rPr>
@@ -1101,7 +1101,20 @@
           <w:sz w:val="26"/>
           <w:szCs w:val="26"/>
         </w:rPr>
-        <w:t>14/06/2026</w:t>
+        <w:t>20</w:t>
+      </w:r>
+      <w:bookmarkStart w:id="0" w:name="_GoBack"/>
+      <w:bookmarkEnd w:id="0"/>
+      <w:r>
+        <w:rPr>
+          <w:rFonts w:ascii="Times New Roman" w:hAnsi="Times New Roman" w:cs="Times New Roman"/>
+          <w:b/>
+          <w:bCs/>
+          <w:color w:val="000000" w:themeColor="text1"/>
+          <w:sz w:val="26"/>
+          <w:szCs w:val="26"/>
+        </w:rPr>
+        <w:t>/06/2026</w:t>
       </w:r>
       <w:r>
         <w:rPr>
@@ -1228,7 +1241,7 @@
           <w:szCs w:val="26"/>
           <w:lang w:eastAsia="zh-CN"/>
         </w:rPr>
-        <w:t>PHẠM VĂN LỢI</w:t>
+        <w:t>ZHAO, JIAN</w:t>
       </w:r>
     </w:p>
     <w:sectPr>
@@ -1242,7 +1255,7 @@
 </file>
 
 <file path=word/endnotes.xml><?xml version="1.0" encoding="utf-8"?>
-<w:endnotes xmlns:wpc="http://schemas.microsoft.com/office/word/2010/wordprocessingCanvas" xmlns:cx="http://schemas.microsoft.com/office/drawing/2014/chartex" xmlns:cx1="http://schemas.microsoft.com/office/drawing/2015/9/8/chartex" xmlns:cx2="http://schemas.microsoft.com/office/drawing/2015/10/21/chartex" xmlns:cx3="http://schemas.microsoft.com/office/drawing/2016/5/9/chartex" xmlns:cx4="http://schemas.microsoft.com/office/drawing/2016/5/10/chartex" xmlns:cx5="http://schemas.microsoft.com/office/drawing/2016/5/11/chartex" xmlns:cx6="http://schemas.microsoft.com/office/drawing/2016/5/12/chartex" xmlns:cx7="http://schemas.microsoft.com/office/drawing/2016/5/13/chartex" xmlns:cx8="http://schemas.microsoft.com/office/drawing/2016/5/14/chartex" xmlns:mc="http://schemas.openxmlformats.org/markup-compatibility/2006" xmlns:aink="http://schemas.microsoft.com/office/drawing/2016/ink" xmlns:am3d="http://schemas.microsoft.com/office/drawing/2017/model3d" xmlns:o="urn:schemas-microsoft-com:office:office" xmlns:oel="http://schemas.microsoft.com/office/2019/extlst" xmlns:r="http://schemas.openxmlformats.org/officeDocument/2006/relationships" xmlns:m="http://schemas.openxmlformats.org/officeDocument/2006/math" xmlns:v="urn:schemas-microsoft-com:vml" xmlns:wp14="http://schemas.microsoft.com/office/word/2010/wordprocessingDrawing" xmlns:wp="http://schemas.openxmlformats.org/drawingml/2006/wordprocessingDrawing" xmlns:w10="urn:schemas-microsoft-com:office:word" xmlns:w="http://schemas.openxmlformats.org/wordprocessingml/2006/main" xmlns:w14="http://schemas.microsoft.com/office/word/2010/wordml" xmlns:w15="http://schemas.microsoft.com/office/word/2012/wordml" xmlns:w16cex="http://schemas.microsoft.com/office/word/2018/wordml/cex" xmlns:w16cid="http://schemas.microsoft.com/office/word/2016/wordml/cid" xmlns:w16="http://schemas.microsoft.com/office/word/2018/wordml" xmlns:w16du="http://schemas.microsoft.com/office/word/2023/wordml/word16du" xmlns:w16sdtdh="http://schemas.microsoft.com/office/word/2020/wordml/sdtdatahash" xmlns:w16sdtfl="http://schemas.microsoft.com/office/word/2024/wordml/sdtformatlock" xmlns:w16se="http://schemas.microsoft.com/office/word/2015/wordml/symex" xmlns:wpg="http://schemas.microsoft.com/office/word/2010/wordprocessingGroup" xmlns:wpi="http://schemas.microsoft.com/office/word/2010/wordprocessingInk" xmlns:wne="http://schemas.microsoft.com/office/word/2006/wordml" xmlns:wps="http://schemas.microsoft.com/office/word/2010/wordprocessingShape" mc:Ignorable="w14 w15 w16se w16cid w16 w16cex w16sdtdh w16sdtfl w16du wp14">
+<w:endnotes xmlns:wpc="http://schemas.microsoft.com/office/word/2010/wordprocessingCanvas" xmlns:cx="http://schemas.microsoft.com/office/drawing/2014/chartex" xmlns:cx1="http://schemas.microsoft.com/office/drawing/2015/9/8/chartex" xmlns:mc="http://schemas.openxmlformats.org/markup-compatibility/2006" xmlns:o="urn:schemas-microsoft-com:office:office" xmlns:r="http://schemas.openxmlformats.org/officeDocument/2006/relationships" xmlns:m="http://schemas.openxmlformats.org/officeDocument/2006/math" xmlns:v="urn:schemas-microsoft-com:vml" xmlns:wp14="http://schemas.microsoft.com/office/word/2010/wordprocessingDrawing" xmlns:wp="http://schemas.openxmlformats.org/drawingml/2006/wordprocessingDrawing" xmlns:w10="urn:schemas-microsoft-com:office:word" xmlns:w="http://schemas.openxmlformats.org/wordprocessingml/2006/main" xmlns:w14="http://schemas.microsoft.com/office/word/2010/wordml" xmlns:w15="http://schemas.microsoft.com/office/word/2012/wordml" xmlns:w16se="http://schemas.microsoft.com/office/word/2015/wordml/symex" xmlns:wpg="http://schemas.microsoft.com/office/word/2010/wordprocessingGroup" xmlns:wpi="http://schemas.microsoft.com/office/word/2010/wordprocessingInk" xmlns:wne="http://schemas.microsoft.com/office/word/2006/wordml" xmlns:wps="http://schemas.microsoft.com/office/word/2010/wordprocessingShape" mc:Ignorable="w14 w15 w16se wp14">
   <w:endnote w:type="separator" w:id="-1">
     <w:p>
       <w:pPr>
@@ -1267,7 +1280,7 @@
 </file>
 
 <file path=word/footnotes.xml><?xml version="1.0" encoding="utf-8"?>
-<w:footnotes xmlns:wpc="http://schemas.microsoft.com/office/word/2010/wordprocessingCanvas" xmlns:cx="http://schemas.microsoft.com/office/drawing/2014/chartex" xmlns:cx1="http://schemas.microsoft.com/office/drawing/2015/9/8/chartex" xmlns:cx2="http://schemas.microsoft.com/office/drawing/2015/10/21/chartex" xmlns:cx3="http://schemas.microsoft.com/office/drawing/2016/5/9/chartex" xmlns:cx4="http://schemas.microsoft.com/office/drawing/2016/5/10/chartex" xmlns:cx5="http://schemas.microsoft.com/office/drawing/2016/5/11/chartex" xmlns:cx6="http://schemas.microsoft.com/office/drawing/2016/5/12/chartex" xmlns:cx7="http://schemas.microsoft.com/office/drawing/2016/5/13/chartex" xmlns:cx8="http://schemas.microsoft.com/office/drawing/2016/5/14/chartex" xmlns:mc="http://schemas.openxmlformats.org/markup-compatibility/2006" xmlns:aink="http://schemas.microsoft.com/office/drawing/2016/ink" xmlns:am3d="http://schemas.microsoft.com/office/drawing/2017/model3d" xmlns:o="urn:schemas-microsoft-com:office:office" xmlns:oel="http://schemas.microsoft.com/office/2019/extlst" xmlns:r="http://schemas.openxmlformats.org/officeDocument/2006/relationships" xmlns:m="http://schemas.openxmlformats.org/officeDocument/2006/math" xmlns:v="urn:schemas-microsoft-com:vml" xmlns:wp14="http://schemas.microsoft.com/office/word/2010/wordprocessingDrawing" xmlns:wp="http://schemas.openxmlformats.org/drawingml/2006/wordprocessingDrawing" xmlns:w10="urn:schemas-microsoft-com:office:word" xmlns:w="http://schemas.openxmlformats.org/wordprocessingml/2006/main" xmlns:w14="http://schemas.microsoft.com/office/word/2010/wordml" xmlns:w15="http://schemas.microsoft.com/office/word/2012/wordml" xmlns:w16cex="http://schemas.microsoft.com/office/word/2018/wordml/cex" xmlns:w16cid="http://schemas.microsoft.com/office/word/2016/wordml/cid" xmlns:w16="http://schemas.microsoft.com/office/word/2018/wordml" xmlns:w16du="http://schemas.microsoft.com/office/word/2023/wordml/word16du" xmlns:w16sdtdh="http://schemas.microsoft.com/office/word/2020/wordml/sdtdatahash" xmlns:w16sdtfl="http://schemas.microsoft.com/office/word/2024/wordml/sdtformatlock" xmlns:w16se="http://schemas.microsoft.com/office/word/2015/wordml/symex" xmlns:wpg="http://schemas.microsoft.com/office/word/2010/wordprocessingGroup" xmlns:wpi="http://schemas.microsoft.com/office/word/2010/wordprocessingInk" xmlns:wne="http://schemas.microsoft.com/office/word/2006/wordml" xmlns:wps="http://schemas.microsoft.com/office/word/2010/wordprocessingShape" mc:Ignorable="w14 w15 w16se w16cid w16 w16cex w16sdtdh w16sdtfl w16du wp14">
+<w:footnotes xmlns:wpc="http://schemas.microsoft.com/office/word/2010/wordprocessingCanvas" xmlns:cx="http://schemas.microsoft.com/office/drawing/2014/chartex" xmlns:cx1="http://schemas.microsoft.com/office/drawing/2015/9/8/chartex" xmlns:mc="http://schemas.openxmlformats.org/markup-compatibility/2006" xmlns:o="urn:schemas-microsoft-com:office:office" xmlns:r="http://schemas.openxmlformats.org/officeDocument/2006/relationships" xmlns:m="http://schemas.openxmlformats.org/officeDocument/2006/math" xmlns:v="urn:schemas-microsoft-com:vml" xmlns:wp14="http://schemas.microsoft.com/office/word/2010/wordprocessingDrawing" xmlns:wp="http://schemas.openxmlformats.org/drawingml/2006/wordprocessingDrawing" xmlns:w10="urn:schemas-microsoft-com:office:word" xmlns:w="http://schemas.openxmlformats.org/wordprocessingml/2006/main" xmlns:w14="http://schemas.microsoft.com/office/word/2010/wordml" xmlns:w15="http://schemas.microsoft.com/office/word/2012/wordml" xmlns:w16se="http://schemas.microsoft.com/office/word/2015/wordml/symex" xmlns:wpg="http://schemas.microsoft.com/office/word/2010/wordprocessingGroup" xmlns:wpi="http://schemas.microsoft.com/office/word/2010/wordprocessingInk" xmlns:wne="http://schemas.microsoft.com/office/word/2006/wordml" xmlns:wps="http://schemas.microsoft.com/office/word/2010/wordprocessingShape" mc:Ignorable="w14 w15 w16se wp14">
   <w:footnote w:type="separator" w:id="-1">
     <w:p>
       <w:pPr>
@@ -1292,7 +1305,7 @@
 </file>
 
 <file path=word/numbering.xml><?xml version="1.0" encoding="utf-8"?>
-<w:numbering xmlns:wpc="http://schemas.microsoft.com/office/word/2010/wordprocessingCanvas" xmlns:cx="http://schemas.microsoft.com/office/drawing/2014/chartex" xmlns:cx1="http://schemas.microsoft.com/office/drawing/2015/9/8/chartex" xmlns:cx2="http://schemas.microsoft.com/office/drawing/2015/10/21/chartex" xmlns:cx3="http://schemas.microsoft.com/office/drawing/2016/5/9/chartex" xmlns:cx4="http://schemas.microsoft.com/office/drawing/2016/5/10/chartex" xmlns:cx5="http://schemas.microsoft.com/office/drawing/2016/5/11/chartex" xmlns:cx6="http://schemas.microsoft.com/office/drawing/2016/5/12/chartex" xmlns:cx7="http://schemas.microsoft.com/office/drawing/2016/5/13/chartex" xmlns:cx8="http://schemas.microsoft.com/office/drawing/2016/5/14/chartex" xmlns:mc="http://schemas.openxmlformats.org/markup-compatibility/2006" xmlns:aink="http://schemas.microsoft.com/office/drawing/2016/ink" xmlns:am3d="http://schemas.microsoft.com/office/drawing/2017/model3d" xmlns:o="urn:schemas-microsoft-com:office:office" xmlns:oel="http://schemas.microsoft.com/office/2019/extlst" xmlns:r="http://schemas.openxmlformats.org/officeDocument/2006/relationships" xmlns:m="http://schemas.openxmlformats.org/officeDocument/2006/math" xmlns:v="urn:schemas-microsoft-com:vml" xmlns:wp14="http://schemas.microsoft.com/office/word/2010/wordprocessingDrawing" xmlns:wp="http://schemas.openxmlformats.org/drawingml/2006/wordprocessingDrawing" xmlns:w10="urn:schemas-microsoft-com:office:word" xmlns:w="http://schemas.openxmlformats.org/wordprocessingml/2006/main" xmlns:w14="http://schemas.microsoft.com/office/word/2010/wordml" xmlns:w15="http://schemas.microsoft.com/office/word/2012/wordml" xmlns:w16cex="http://schemas.microsoft.com/office/word/2018/wordml/cex" xmlns:w16cid="http://schemas.microsoft.com/office/word/2016/wordml/cid" xmlns:w16="http://schemas.microsoft.com/office/word/2018/wordml" xmlns:w16du="http://schemas.microsoft.com/office/word/2023/wordml/word16du" xmlns:w16sdtdh="http://schemas.microsoft.com/office/word/2020/wordml/sdtdatahash" xmlns:w16sdtfl="http://schemas.microsoft.com/office/word/2024/wordml/sdtformatlock" xmlns:w16se="http://schemas.microsoft.com/office/word/2015/wordml/symex" xmlns:wpg="http://schemas.microsoft.com/office/word/2010/wordprocessingGroup" xmlns:wpi="http://schemas.microsoft.com/office/word/2010/wordprocessingInk" xmlns:wne="http://schemas.microsoft.com/office/word/2006/wordml" xmlns:wps="http://schemas.microsoft.com/office/word/2010/wordprocessingShape" mc:Ignorable="w14 w15 w16se w16cid w16 w16cex w16sdtdh w16sdtfl w16du wp14">
+<w:numbering xmlns:wpc="http://schemas.microsoft.com/office/word/2010/wordprocessingCanvas" xmlns:cx="http://schemas.microsoft.com/office/drawing/2014/chartex" xmlns:cx1="http://schemas.microsoft.com/office/drawing/2015/9/8/chartex" xmlns:mc="http://schemas.openxmlformats.org/markup-compatibility/2006" xmlns:o="urn:schemas-microsoft-com:office:office" xmlns:r="http://schemas.openxmlformats.org/officeDocument/2006/relationships" xmlns:m="http://schemas.openxmlformats.org/officeDocument/2006/math" xmlns:v="urn:schemas-microsoft-com:vml" xmlns:wp14="http://schemas.microsoft.com/office/word/2010/wordprocessingDrawing" xmlns:wp="http://schemas.openxmlformats.org/drawingml/2006/wordprocessingDrawing" xmlns:w10="urn:schemas-microsoft-com:office:word" xmlns:w="http://schemas.openxmlformats.org/wordprocessingml/2006/main" xmlns:w14="http://schemas.microsoft.com/office/word/2010/wordml" xmlns:w15="http://schemas.microsoft.com/office/word/2012/wordml" xmlns:w16se="http://schemas.microsoft.com/office/word/2015/wordml/symex" xmlns:wpg="http://schemas.microsoft.com/office/word/2010/wordprocessingGroup" xmlns:wpi="http://schemas.microsoft.com/office/word/2010/wordprocessingInk" xmlns:wne="http://schemas.microsoft.com/office/word/2006/wordml" xmlns:wps="http://schemas.microsoft.com/office/word/2010/wordprocessingShape" mc:Ignorable="w14 w15 w16se wp14">
   <w:abstractNum w:abstractNumId="0" w15:restartNumberingAfterBreak="0">
     <w:nsid w:val="2EB414B8"/>
     <w:multiLevelType w:val="singleLevel"/>
@@ -1304,14 +1317,14 @@
       <w:lvlJc w:val="left"/>
     </w:lvl>
   </w:abstractNum>
-  <w:num w:numId="1" w16cid:durableId="24140490">
+  <w:num w:numId="1">
     <w:abstractNumId w:val="0"/>
   </w:num>
 </w:numbering>
 </file>
 
 <file path=word/styles.xml><?xml version="1.0" encoding="utf-8"?>
-<w:styles xmlns:mc="http://schemas.openxmlformats.org/markup-compatibility/2006" xmlns:r="http://schemas.openxmlformats.org/officeDocument/2006/relationships" xmlns:w="http://schemas.openxmlformats.org/wordprocessingml/2006/main" xmlns:w14="http://schemas.microsoft.com/office/word/2010/wordml" xmlns:w15="http://schemas.microsoft.com/office/word/2012/wordml" xmlns:w16cex="http://schemas.microsoft.com/office/word/2018/wordml/cex" xmlns:w16cid="http://schemas.microsoft.com/office/word/2016/wordml/cid" xmlns:w16="http://schemas.microsoft.com/office/word/2018/wordml" xmlns:w16du="http://schemas.microsoft.com/office/word/2023/wordml/word16du" xmlns:w16sdtdh="http://schemas.microsoft.com/office/word/2020/wordml/sdtdatahash" xmlns:w16sdtfl="http://schemas.microsoft.com/office/word/2024/wordml/sdtformatlock" xmlns:w16se="http://schemas.microsoft.com/office/word/2015/wordml/symex" mc:Ignorable="w14 w15 w16se w16cid w16 w16cex w16sdtdh w16sdtfl w16du">
+<w:styles xmlns:mc="http://schemas.openxmlformats.org/markup-compatibility/2006" xmlns:r="http://schemas.openxmlformats.org/officeDocument/2006/relationships" xmlns:w="http://schemas.openxmlformats.org/wordprocessingml/2006/main" xmlns:w14="http://schemas.microsoft.com/office/word/2010/wordml" xmlns:w15="http://schemas.microsoft.com/office/word/2012/wordml" xmlns:w16se="http://schemas.microsoft.com/office/word/2015/wordml/symex" mc:Ignorable="w14 w15 w16se">
   <w:docDefaults>
     <w:rPrDefault>
       <w:rPr>
@@ -1321,7 +1334,7 @@
     </w:rPrDefault>
     <w:pPrDefault/>
   </w:docDefaults>
-  <w:latentStyles w:defLockedState="0" w:defUIPriority="99" w:defSemiHidden="0" w:defUnhideWhenUsed="0" w:defQFormat="0" w:count="376">
+  <w:latentStyles w:defLockedState="0" w:defUIPriority="99" w:defSemiHidden="0" w:defUnhideWhenUsed="0" w:defQFormat="0" w:count="371">
     <w:lsdException w:name="Normal" w:uiPriority="0" w:qFormat="1"/>
     <w:lsdException w:name="heading 1" w:uiPriority="9" w:qFormat="1"/>
     <w:lsdException w:name="heading 2" w:semiHidden="1" w:uiPriority="9" w:unhideWhenUsed="1" w:qFormat="1"/>
@@ -1690,11 +1703,6 @@
     <w:lsdException w:name="List Table 5 Dark Accent 6" w:uiPriority="50"/>
     <w:lsdException w:name="List Table 6 Colorful Accent 6" w:uiPriority="51"/>
     <w:lsdException w:name="List Table 7 Colorful Accent 6" w:uiPriority="52"/>
-    <w:lsdException w:name="Mention" w:semiHidden="1" w:unhideWhenUsed="1"/>
-    <w:lsdException w:name="Smart Hyperlink" w:semiHidden="1" w:unhideWhenUsed="1"/>
-    <w:lsdException w:name="Hashtag" w:semiHidden="1" w:unhideWhenUsed="1"/>
-    <w:lsdException w:name="Unresolved Mention" w:semiHidden="1" w:unhideWhenUsed="1"/>
-    <w:lsdException w:name="Smart Link" w:semiHidden="1" w:unhideWhenUsed="1"/>
   </w:latentStyles>
   <w:style w:type="paragraph" w:default="1" w:styleId="Normal">
     <w:name w:val="Normal"/>
@@ -1711,6 +1719,7 @@
   <w:style w:type="character" w:default="1" w:styleId="DefaultParagraphFont">
     <w:name w:val="Default Paragraph Font"/>
     <w:uiPriority w:val="1"/>
+    <w:semiHidden/>
     <w:unhideWhenUsed/>
   </w:style>
   <w:style w:type="table" w:default="1" w:styleId="TableNormal">

--- a/CONG TY TAM THAI/TamThai_ThanhLapDiaDiem/TamThai_UyQuyen.docx
+++ b/CONG TY TAM THAI/TamThai_ThanhLapDiaDiem/TamThai_UyQuyen.docx
@@ -102,7 +102,7 @@
           <w:sz w:val="26"/>
           <w:szCs w:val="26"/>
         </w:rPr>
-        <w:t>20</w:t>
+        <w:t>7</w:t>
       </w:r>
       <w:r>
         <w:rPr>
@@ -135,7 +135,7 @@
           <w:sz w:val="26"/>
           <w:szCs w:val="26"/>
         </w:rPr>
-        <w:t>6</w:t>
+        <w:t>7</w:t>
       </w:r>
       <w:r>
         <w:rPr>
@@ -1101,7 +1101,29 @@
           <w:sz w:val="26"/>
           <w:szCs w:val="26"/>
         </w:rPr>
-        <w:t>20</w:t>
+        <w:t>7</w:t>
+      </w:r>
+      <w:r>
+        <w:rPr>
+          <w:rFonts w:ascii="Times New Roman" w:hAnsi="Times New Roman" w:cs="Times New Roman"/>
+          <w:b/>
+          <w:bCs/>
+          <w:color w:val="000000" w:themeColor="text1"/>
+          <w:sz w:val="26"/>
+          <w:szCs w:val="26"/>
+        </w:rPr>
+        <w:t>/</w:t>
+      </w:r>
+      <w:r>
+        <w:rPr>
+          <w:rFonts w:ascii="Times New Roman" w:hAnsi="Times New Roman" w:cs="Times New Roman"/>
+          <w:b/>
+          <w:bCs/>
+          <w:color w:val="000000" w:themeColor="text1"/>
+          <w:sz w:val="26"/>
+          <w:szCs w:val="26"/>
+        </w:rPr>
+        <w:t>7</w:t>
       </w:r>
       <w:bookmarkStart w:id="0" w:name="_GoBack"/>
       <w:bookmarkEnd w:id="0"/>
@@ -1114,7 +1136,7 @@
           <w:sz w:val="26"/>
           <w:szCs w:val="26"/>
         </w:rPr>
-        <w:t>/06/2026</w:t>
+        <w:t>/2026</w:t>
       </w:r>
       <w:r>
         <w:rPr>
